--- a/w3-scd-effective-date-split/office_department_Q1_Q2_query_HR.docx
+++ b/w3-scd-effective-date-split/office_department_Q1_Q2_query_HR.docx
@@ -10,6 +10,9 @@
     <w:p/>
     <w:p>
       <w:r>
+        <w:rPr>
+          <w:noProof/>
+        </w:rPr>
         <w:drawing>
           <wp:inline distT="0" distB="0" distL="0" distR="0" wp14:anchorId="54371AEC" wp14:editId="726DD8FC">
             <wp:extent cx="5943600" cy="1788795"/>
@@ -56,10 +59,10 @@
       <w:r>
         <w:lastRenderedPageBreak/>
         <w:drawing>
-          <wp:inline distT="0" distB="0" distL="0" distR="0" wp14:anchorId="313EAEEF" wp14:editId="1D112B7D">
-            <wp:extent cx="5943600" cy="7546975"/>
+          <wp:inline distT="0" distB="0" distL="0" distR="0" wp14:anchorId="2918081C" wp14:editId="19FBF284">
+            <wp:extent cx="3965575" cy="8229600"/>
             <wp:effectExtent l="0" t="0" r="0" b="0"/>
-            <wp:docPr id="1209732697" name="Picture 1"/>
+            <wp:docPr id="1956990614" name="Picture 1"/>
             <wp:cNvGraphicFramePr>
               <a:graphicFrameLocks xmlns:a="http://schemas.openxmlformats.org/drawingml/2006/main" noChangeAspect="1"/>
             </wp:cNvGraphicFramePr>
@@ -67,7 +70,7 @@
               <a:graphicData uri="http://schemas.openxmlformats.org/drawingml/2006/picture">
                 <pic:pic xmlns:pic="http://schemas.openxmlformats.org/drawingml/2006/picture">
                   <pic:nvPicPr>
-                    <pic:cNvPr id="1209732697" name=""/>
+                    <pic:cNvPr id="1956990614" name=""/>
                     <pic:cNvPicPr/>
                   </pic:nvPicPr>
                   <pic:blipFill>
@@ -79,7 +82,7 @@
                   <pic:spPr>
                     <a:xfrm>
                       <a:off x="0" y="0"/>
-                      <a:ext cx="5943600" cy="7546975"/>
+                      <a:ext cx="3965575" cy="8229600"/>
                     </a:xfrm>
                     <a:prstGeom prst="rect">
                       <a:avLst/>
@@ -96,10 +99,10 @@
       <w:r>
         <w:lastRenderedPageBreak/>
         <w:drawing>
-          <wp:inline distT="0" distB="0" distL="0" distR="0" wp14:anchorId="40566BC8" wp14:editId="5A4540AC">
-            <wp:extent cx="5943600" cy="7146290"/>
-            <wp:effectExtent l="0" t="0" r="0" b="0"/>
-            <wp:docPr id="1156007904" name="Picture 1"/>
+          <wp:inline distT="0" distB="0" distL="0" distR="0" wp14:anchorId="2EA73C78" wp14:editId="60C78B2D">
+            <wp:extent cx="5230495" cy="8229600"/>
+            <wp:effectExtent l="0" t="0" r="8255" b="0"/>
+            <wp:docPr id="626784135" name="Picture 1"/>
             <wp:cNvGraphicFramePr>
               <a:graphicFrameLocks xmlns:a="http://schemas.openxmlformats.org/drawingml/2006/main" noChangeAspect="1"/>
             </wp:cNvGraphicFramePr>
@@ -107,7 +110,7 @@
               <a:graphicData uri="http://schemas.openxmlformats.org/drawingml/2006/picture">
                 <pic:pic xmlns:pic="http://schemas.openxmlformats.org/drawingml/2006/picture">
                   <pic:nvPicPr>
-                    <pic:cNvPr id="1156007904" name=""/>
+                    <pic:cNvPr id="626784135" name=""/>
                     <pic:cNvPicPr/>
                   </pic:nvPicPr>
                   <pic:blipFill>
@@ -119,7 +122,7 @@
                   <pic:spPr>
                     <a:xfrm>
                       <a:off x="0" y="0"/>
-                      <a:ext cx="5943600" cy="7146290"/>
+                      <a:ext cx="5230495" cy="8229600"/>
                     </a:xfrm>
                     <a:prstGeom prst="rect">
                       <a:avLst/>
@@ -136,10 +139,10 @@
       <w:r>
         <w:lastRenderedPageBreak/>
         <w:drawing>
-          <wp:inline distT="0" distB="0" distL="0" distR="0" wp14:anchorId="6482258B" wp14:editId="74291625">
-            <wp:extent cx="5943600" cy="7825740"/>
-            <wp:effectExtent l="0" t="0" r="0" b="3810"/>
-            <wp:docPr id="1939821963" name="Picture 1"/>
+          <wp:inline distT="0" distB="0" distL="0" distR="0" wp14:anchorId="0F59DE2B" wp14:editId="09FDEC8C">
+            <wp:extent cx="5943600" cy="6267450"/>
+            <wp:effectExtent l="0" t="0" r="0" b="0"/>
+            <wp:docPr id="1895245965" name="Picture 1"/>
             <wp:cNvGraphicFramePr>
               <a:graphicFrameLocks xmlns:a="http://schemas.openxmlformats.org/drawingml/2006/main" noChangeAspect="1"/>
             </wp:cNvGraphicFramePr>
@@ -147,7 +150,7 @@
               <a:graphicData uri="http://schemas.openxmlformats.org/drawingml/2006/picture">
                 <pic:pic xmlns:pic="http://schemas.openxmlformats.org/drawingml/2006/picture">
                   <pic:nvPicPr>
-                    <pic:cNvPr id="1939821963" name=""/>
+                    <pic:cNvPr id="1895245965" name=""/>
                     <pic:cNvPicPr/>
                   </pic:nvPicPr>
                   <pic:blipFill>
@@ -159,47 +162,7 @@
                   <pic:spPr>
                     <a:xfrm>
                       <a:off x="0" y="0"/>
-                      <a:ext cx="5943600" cy="7825740"/>
-                    </a:xfrm>
-                    <a:prstGeom prst="rect">
-                      <a:avLst/>
-                    </a:prstGeom>
-                  </pic:spPr>
-                </pic:pic>
-              </a:graphicData>
-            </a:graphic>
-          </wp:inline>
-        </w:drawing>
-      </w:r>
-    </w:p>
-    <w:p>
-      <w:r>
-        <w:lastRenderedPageBreak/>
-        <w:drawing>
-          <wp:inline distT="0" distB="0" distL="0" distR="0" wp14:anchorId="0343B71B" wp14:editId="1FF9A9AB">
-            <wp:extent cx="5943600" cy="3521710"/>
-            <wp:effectExtent l="0" t="0" r="0" b="2540"/>
-            <wp:docPr id="30390757" name="Picture 1"/>
-            <wp:cNvGraphicFramePr>
-              <a:graphicFrameLocks xmlns:a="http://schemas.openxmlformats.org/drawingml/2006/main" noChangeAspect="1"/>
-            </wp:cNvGraphicFramePr>
-            <a:graphic xmlns:a="http://schemas.openxmlformats.org/drawingml/2006/main">
-              <a:graphicData uri="http://schemas.openxmlformats.org/drawingml/2006/picture">
-                <pic:pic xmlns:pic="http://schemas.openxmlformats.org/drawingml/2006/picture">
-                  <pic:nvPicPr>
-                    <pic:cNvPr id="30390757" name=""/>
-                    <pic:cNvPicPr/>
-                  </pic:nvPicPr>
-                  <pic:blipFill>
-                    <a:blip r:embed="rId8"/>
-                    <a:stretch>
-                      <a:fillRect/>
-                    </a:stretch>
-                  </pic:blipFill>
-                  <pic:spPr>
-                    <a:xfrm>
-                      <a:off x="0" y="0"/>
-                      <a:ext cx="5943600" cy="3521710"/>
+                      <a:ext cx="5943600" cy="6267450"/>
                     </a:xfrm>
                     <a:prstGeom prst="rect">
                       <a:avLst/>
@@ -217,12 +180,16 @@
       <w:r>
         <w:t>Q2 query starts</w:t>
       </w:r>
+    </w:p>
+    <w:p/>
+    <w:p>
       <w:r>
+        <w:lastRenderedPageBreak/>
         <w:drawing>
-          <wp:inline distT="0" distB="0" distL="0" distR="0" wp14:anchorId="01E2BA33" wp14:editId="74889450">
-            <wp:extent cx="5943600" cy="3529330"/>
-            <wp:effectExtent l="0" t="0" r="0" b="0"/>
-            <wp:docPr id="742009379" name="Picture 1"/>
+          <wp:inline distT="0" distB="0" distL="0" distR="0" wp14:anchorId="309B8C17" wp14:editId="73073C87">
+            <wp:extent cx="5943600" cy="4524375"/>
+            <wp:effectExtent l="0" t="0" r="0" b="9525"/>
+            <wp:docPr id="254255323" name="Picture 1"/>
             <wp:cNvGraphicFramePr>
               <a:graphicFrameLocks xmlns:a="http://schemas.openxmlformats.org/drawingml/2006/main" noChangeAspect="1"/>
             </wp:cNvGraphicFramePr>
@@ -230,11 +197,11 @@
               <a:graphicData uri="http://schemas.openxmlformats.org/drawingml/2006/picture">
                 <pic:pic xmlns:pic="http://schemas.openxmlformats.org/drawingml/2006/picture">
                   <pic:nvPicPr>
-                    <pic:cNvPr id="742009379" name=""/>
+                    <pic:cNvPr id="254255323" name=""/>
                     <pic:cNvPicPr/>
                   </pic:nvPicPr>
                   <pic:blipFill>
-                    <a:blip r:embed="rId9"/>
+                    <a:blip r:embed="rId8"/>
                     <a:stretch>
                       <a:fillRect/>
                     </a:stretch>
@@ -242,7 +209,7 @@
                   <pic:spPr>
                     <a:xfrm>
                       <a:off x="0" y="0"/>
-                      <a:ext cx="5943600" cy="3529330"/>
+                      <a:ext cx="5943600" cy="4524375"/>
                     </a:xfrm>
                     <a:prstGeom prst="rect">
                       <a:avLst/>
@@ -259,10 +226,10 @@
       <w:r>
         <w:lastRenderedPageBreak/>
         <w:drawing>
-          <wp:inline distT="0" distB="0" distL="0" distR="0" wp14:anchorId="4814E21C" wp14:editId="5E4C73F7">
-            <wp:extent cx="5943600" cy="6738620"/>
-            <wp:effectExtent l="0" t="0" r="0" b="5080"/>
-            <wp:docPr id="1524421531" name="Picture 1"/>
+          <wp:inline distT="0" distB="0" distL="0" distR="0" wp14:anchorId="1EE4C095" wp14:editId="48BCD265">
+            <wp:extent cx="5925377" cy="6401693"/>
+            <wp:effectExtent l="0" t="0" r="0" b="0"/>
+            <wp:docPr id="952329746" name="Picture 1"/>
             <wp:cNvGraphicFramePr>
               <a:graphicFrameLocks xmlns:a="http://schemas.openxmlformats.org/drawingml/2006/main" noChangeAspect="1"/>
             </wp:cNvGraphicFramePr>
@@ -270,11 +237,11 @@
               <a:graphicData uri="http://schemas.openxmlformats.org/drawingml/2006/picture">
                 <pic:pic xmlns:pic="http://schemas.openxmlformats.org/drawingml/2006/picture">
                   <pic:nvPicPr>
-                    <pic:cNvPr id="1524421531" name=""/>
+                    <pic:cNvPr id="952329746" name=""/>
                     <pic:cNvPicPr/>
                   </pic:nvPicPr>
                   <pic:blipFill>
-                    <a:blip r:embed="rId10"/>
+                    <a:blip r:embed="rId9"/>
                     <a:stretch>
                       <a:fillRect/>
                     </a:stretch>
@@ -282,47 +249,7 @@
                   <pic:spPr>
                     <a:xfrm>
                       <a:off x="0" y="0"/>
-                      <a:ext cx="5943600" cy="6738620"/>
-                    </a:xfrm>
-                    <a:prstGeom prst="rect">
-                      <a:avLst/>
-                    </a:prstGeom>
-                  </pic:spPr>
-                </pic:pic>
-              </a:graphicData>
-            </a:graphic>
-          </wp:inline>
-        </w:drawing>
-      </w:r>
-    </w:p>
-    <w:p>
-      <w:r>
-        <w:lastRenderedPageBreak/>
-        <w:drawing>
-          <wp:inline distT="0" distB="0" distL="0" distR="0" wp14:anchorId="3A5ED881" wp14:editId="274D0801">
-            <wp:extent cx="5943600" cy="5156835"/>
-            <wp:effectExtent l="0" t="0" r="0" b="5715"/>
-            <wp:docPr id="2036924949" name="Picture 1"/>
-            <wp:cNvGraphicFramePr>
-              <a:graphicFrameLocks xmlns:a="http://schemas.openxmlformats.org/drawingml/2006/main" noChangeAspect="1"/>
-            </wp:cNvGraphicFramePr>
-            <a:graphic xmlns:a="http://schemas.openxmlformats.org/drawingml/2006/main">
-              <a:graphicData uri="http://schemas.openxmlformats.org/drawingml/2006/picture">
-                <pic:pic xmlns:pic="http://schemas.openxmlformats.org/drawingml/2006/picture">
-                  <pic:nvPicPr>
-                    <pic:cNvPr id="2036924949" name=""/>
-                    <pic:cNvPicPr/>
-                  </pic:nvPicPr>
-                  <pic:blipFill>
-                    <a:blip r:embed="rId11"/>
-                    <a:stretch>
-                      <a:fillRect/>
-                    </a:stretch>
-                  </pic:blipFill>
-                  <pic:spPr>
-                    <a:xfrm>
-                      <a:off x="0" y="0"/>
-                      <a:ext cx="5943600" cy="5156835"/>
+                      <a:ext cx="5925377" cy="6401693"/>
                     </a:xfrm>
                     <a:prstGeom prst="rect">
                       <a:avLst/>
